--- a/docs/dev2.docx
+++ b/docs/dev2.docx
@@ -10,25 +10,17 @@
         </w:numPr>
         <w:rPr>
           <w:rFonts w:ascii="Times New Roman" w:hAnsi="Times New Roman" w:cs="Times New Roman"/>
+          <w:b/>
+          <w:bCs/>
         </w:rPr>
       </w:pPr>
       <w:r>
         <w:rPr>
           <w:rFonts w:ascii="Times New Roman" w:hAnsi="Times New Roman" w:cs="Times New Roman"/>
-        </w:rPr>
-        <w:t>Implement</w:t>
-      </w:r>
-      <w:r>
-        <w:rPr>
-          <w:rFonts w:ascii="Times New Roman" w:hAnsi="Times New Roman" w:cs="Times New Roman"/>
-        </w:rPr>
-        <w:t xml:space="preserve"> </w:t>
-      </w:r>
-      <w:r>
-        <w:rPr>
-          <w:rFonts w:ascii="Times New Roman" w:hAnsi="Times New Roman" w:cs="Times New Roman"/>
-        </w:rPr>
-        <w:t>DataStore module:</w:t>
+          <w:b/>
+          <w:bCs/>
+        </w:rPr>
+        <w:t>Implement DataStore module:</w:t>
       </w:r>
     </w:p>
     <w:p>
@@ -73,25 +65,17 @@
         </w:numPr>
         <w:rPr>
           <w:rFonts w:ascii="Times New Roman" w:hAnsi="Times New Roman" w:cs="Times New Roman"/>
+          <w:b/>
+          <w:bCs/>
         </w:rPr>
       </w:pPr>
       <w:r>
         <w:rPr>
           <w:rFonts w:ascii="Times New Roman" w:hAnsi="Times New Roman" w:cs="Times New Roman"/>
-        </w:rPr>
-        <w:t>Read/write</w:t>
-      </w:r>
-      <w:r>
-        <w:rPr>
-          <w:rFonts w:ascii="Times New Roman" w:hAnsi="Times New Roman" w:cs="Times New Roman"/>
-        </w:rPr>
-        <w:t xml:space="preserve"> </w:t>
-      </w:r>
-      <w:r>
-        <w:rPr>
-          <w:rFonts w:ascii="Times New Roman" w:hAnsi="Times New Roman" w:cs="Times New Roman"/>
-        </w:rPr>
-        <w:t>JSON data files:</w:t>
+          <w:b/>
+          <w:bCs/>
+        </w:rPr>
+        <w:t>Read/write JSON data files:</w:t>
       </w:r>
     </w:p>
     <w:p>
@@ -136,25 +120,17 @@
         </w:numPr>
         <w:rPr>
           <w:rFonts w:ascii="Times New Roman" w:hAnsi="Times New Roman" w:cs="Times New Roman"/>
+          <w:b/>
+          <w:bCs/>
         </w:rPr>
       </w:pPr>
       <w:r>
         <w:rPr>
           <w:rFonts w:ascii="Times New Roman" w:hAnsi="Times New Roman" w:cs="Times New Roman"/>
-        </w:rPr>
-        <w:t>Create</w:t>
-      </w:r>
-      <w:r>
-        <w:rPr>
-          <w:rFonts w:ascii="Times New Roman" w:hAnsi="Times New Roman" w:cs="Times New Roman"/>
-        </w:rPr>
-        <w:t xml:space="preserve"> </w:t>
-      </w:r>
-      <w:r>
-        <w:rPr>
-          <w:rFonts w:ascii="Times New Roman" w:hAnsi="Times New Roman" w:cs="Times New Roman"/>
-        </w:rPr>
-        <w:t>seed sample dataset:</w:t>
+          <w:b/>
+          <w:bCs/>
+        </w:rPr>
+        <w:t>Create seed sample dataset:</w:t>
       </w:r>
     </w:p>
     <w:p>
@@ -199,25 +175,17 @@
         </w:numPr>
         <w:rPr>
           <w:rFonts w:ascii="Times New Roman" w:hAnsi="Times New Roman" w:cs="Times New Roman"/>
+          <w:b/>
+          <w:bCs/>
         </w:rPr>
       </w:pPr>
       <w:r>
         <w:rPr>
           <w:rFonts w:ascii="Times New Roman" w:hAnsi="Times New Roman" w:cs="Times New Roman"/>
-        </w:rPr>
-        <w:t>Develop</w:t>
-      </w:r>
-      <w:r>
-        <w:rPr>
-          <w:rFonts w:ascii="Times New Roman" w:hAnsi="Times New Roman" w:cs="Times New Roman"/>
-        </w:rPr>
-        <w:t xml:space="preserve"> </w:t>
-      </w:r>
-      <w:r>
-        <w:rPr>
-          <w:rFonts w:ascii="Times New Roman" w:hAnsi="Times New Roman" w:cs="Times New Roman"/>
-        </w:rPr>
-        <w:t>Console Menu interface:</w:t>
+          <w:b/>
+          <w:bCs/>
+        </w:rPr>
+        <w:t>Develop Console Menu interface:</w:t>
       </w:r>
     </w:p>
     <w:p>
@@ -262,25 +230,17 @@
         </w:numPr>
         <w:rPr>
           <w:rFonts w:ascii="Times New Roman" w:hAnsi="Times New Roman" w:cs="Times New Roman"/>
+          <w:b/>
+          <w:bCs/>
         </w:rPr>
       </w:pPr>
       <w:r>
         <w:rPr>
           <w:rFonts w:ascii="Times New Roman" w:hAnsi="Times New Roman" w:cs="Times New Roman"/>
-        </w:rPr>
-        <w:t>Build</w:t>
-      </w:r>
-      <w:r>
-        <w:rPr>
-          <w:rFonts w:ascii="Times New Roman" w:hAnsi="Times New Roman" w:cs="Times New Roman"/>
-        </w:rPr>
-        <w:t xml:space="preserve"> </w:t>
-      </w:r>
-      <w:r>
-        <w:rPr>
-          <w:rFonts w:ascii="Times New Roman" w:hAnsi="Times New Roman" w:cs="Times New Roman"/>
-        </w:rPr>
-        <w:t>API Handlers:</w:t>
+          <w:b/>
+          <w:bCs/>
+        </w:rPr>
+        <w:t>Build API Handlers:</w:t>
       </w:r>
     </w:p>
     <w:p>
@@ -325,25 +285,17 @@
         </w:numPr>
         <w:rPr>
           <w:rFonts w:ascii="Times New Roman" w:hAnsi="Times New Roman" w:cs="Times New Roman"/>
+          <w:b/>
+          <w:bCs/>
         </w:rPr>
       </w:pPr>
       <w:r>
         <w:rPr>
           <w:rFonts w:ascii="Times New Roman" w:hAnsi="Times New Roman" w:cs="Times New Roman"/>
-        </w:rPr>
-        <w:t>Console</w:t>
-      </w:r>
-      <w:r>
-        <w:rPr>
-          <w:rFonts w:ascii="Times New Roman" w:hAnsi="Times New Roman" w:cs="Times New Roman"/>
-        </w:rPr>
-        <w:t xml:space="preserve"> </w:t>
-      </w:r>
-      <w:r>
-        <w:rPr>
-          <w:rFonts w:ascii="Times New Roman" w:hAnsi="Times New Roman" w:cs="Times New Roman"/>
-        </w:rPr>
-        <w:t>interaction testing:</w:t>
+          <w:b/>
+          <w:bCs/>
+        </w:rPr>
+        <w:t>Console interaction testing:</w:t>
       </w:r>
     </w:p>
     <w:p>
@@ -2616,6 +2568,7 @@
   <w:style w:type="character" w:default="1" w:styleId="DefaultParagraphFont">
     <w:name w:val="Default Paragraph Font"/>
     <w:uiPriority w:val="1"/>
+    <w:semiHidden/>
     <w:unhideWhenUsed/>
   </w:style>
   <w:style w:type="table" w:default="1" w:styleId="TableNormal">
